--- a/Fase 2/Evidencias Proyeto/Evidencias de documentación/Sprint 1 Retrospectiva.docx
+++ b/Fase 2/Evidencias Proyeto/Evidencias de documentación/Sprint 1 Retrospectiva.docx
@@ -1574,6 +1574,35 @@
                 <w:rtl w:val="0"/>
               </w:rPr>
               <w:t xml:space="preserve">).</w:t>
+            </w:r>
+            <w:r>
+              <w:rPr>
+                <w:rtl w:val="0"/>
+              </w:rPr>
+            </w:r>
+          </w:p>
+          <w:p>
+            <w:pPr>
+              <w:numPr>
+                <w:ilvl w:val="0"/>
+                <w:numId w:val="1"/>
+              </w:numPr>
+              <w:spacing w:after="0" w:line="240" w:lineRule="auto"/>
+              <w:ind w:left="720" w:hanging="360"/>
+              <w:rPr>
+                <w:rFonts w:ascii="Arial" w:cs="Arial" w:eastAsia="Arial" w:hAnsi="Arial"/>
+                <w:sz w:val="20"/>
+                <w:szCs w:val="20"/>
+              </w:rPr>
+            </w:pPr>
+            <w:r>
+              <w:rPr>
+                <w:rFonts w:ascii="Arial" w:cs="Arial" w:eastAsia="Arial" w:hAnsi="Arial"/>
+                <w:sz w:val="20"/>
+                <w:szCs w:val="20"/>
+                <w:rtl w:val="0"/>
+              </w:rPr>
+              <w:t xml:space="preserve">Faltó comunicación con el cliente para las reuniones programadas (I-02).</w:t>
             </w:r>
           </w:p>
         </w:tc>
